--- a/klagomål/A 32844-2026 FSC-klagomål.docx
+++ b/klagomål/A 32844-2026 FSC-klagomål.docx
@@ -1337,7 +1337,7 @@
     <w:r>
       <w:tab/>
       <w:tab/>
-      <w:t>2026-08-15</w:t>
+      <w:t>2026-08-16</w:t>
       <w:br/>
       <w:br/>
     </w:r>

--- a/klagomål/A 32844-2026 FSC-klagomål.docx
+++ b/klagomål/A 32844-2026 FSC-klagomål.docx
@@ -1337,7 +1337,7 @@
     <w:r>
       <w:tab/>
       <w:tab/>
-      <w:t>2026-08-16</w:t>
+      <w:t>2026-08-17</w:t>
       <w:br/>
       <w:br/>
     </w:r>

--- a/klagomål/A 32844-2026 FSC-klagomål.docx
+++ b/klagomål/A 32844-2026 FSC-klagomål.docx
@@ -1337,7 +1337,7 @@
     <w:r>
       <w:tab/>
       <w:tab/>
-      <w:t>2026-08-17</w:t>
+      <w:t>2026-08-18</w:t>
       <w:br/>
       <w:br/>
     </w:r>

--- a/klagomål/A 32844-2026 FSC-klagomål.docx
+++ b/klagomål/A 32844-2026 FSC-klagomål.docx
@@ -1337,7 +1337,7 @@
     <w:r>
       <w:tab/>
       <w:tab/>
-      <w:t>2026-08-18</w:t>
+      <w:t>2026-08-19</w:t>
       <w:br/>
       <w:br/>
     </w:r>

--- a/klagomål/A 32844-2026 FSC-klagomål.docx
+++ b/klagomål/A 32844-2026 FSC-klagomål.docx
@@ -221,7 +221,7 @@
     </w:p>
     <w:p>
       <w:r>
-        <w:t>I och inom 23 meter från avverkningsanmälan finns fynd av 12 naturvårdsarter, varav 10 är rödlistade, 3 är fridlysta, 10 är typiska (T) och 1 är signalart (S): gammelgransskål (NT, T), hornvaxskinn (NT), knottrig blåslav (NT, T), lappmes (NT, T, §4), lavskrika (NT, T, §4), talltagel (NT, T), tretåig hackspett (NT, T, §4), vedskivlav (NT, T), violmussling (NT, T), vitplätt (NT), skinnlav (S, T) och timmerticka (T). Se Figur 1.</w:t>
+        <w:t>I och inom 23 meter från avverkningsanmälan finns fynd av 14 naturvårdsarter, varav 10 är rödlistade, 4 är fridlysta, 12 är typiska (T) och 3 är signalarter (S): gammelgransskål (NT, T), hornvaxskinn (NT), knottrig blåslav (NT, T), lappmes (NT, T, §4), lavskrika (NT, T, §4), talltagel (NT, T), tretåig hackspett (NT, T, §4), vedskivlav (NT, T), violmussling (NT, T), vitplätt (NT), plattlummer (S, T, §9), skinnlav (S, T), stuplav (S, T) och timmerticka (T). Se Figur 1.</w:t>
       </w:r>
     </w:p>
     <w:p>
@@ -490,6 +490,35 @@
         <w:rPr>
           <w:b/>
         </w:rPr>
+        <w:t>Plattlummer (§9)</w:t>
+      </w:r>
+      <w:r>
+        <w:t xml:space="preserve"> växer främst i ljusöppna sandtallskogar eller annan gles, torr och brandpräglad hedbarrskog. Den är mest frekvent i olika typer av naturskogar och kontinuitetsskogar och missgynnas markant av slutavverkning och maskinell markberedning. Söder ut i landet förekommer de närstående arterna cypresslummer (EN, §8) och mellanlummer (NT, §9), vilka båda omfattas av EU:s art- och habitatdirektiv. Plattlummer är typisk art för </w:t>
+      </w:r>
+      <w:r>
+        <w:rPr>
+          <w:i/>
+        </w:rPr>
+        <w:t xml:space="preserve">9010 Taiga </w:t>
+      </w:r>
+      <w:r>
+        <w:t>och</w:t>
+      </w:r>
+      <w:r>
+        <w:rPr>
+          <w:i/>
+        </w:rPr>
+        <w:t xml:space="preserve"> 2320 Rissandhedar </w:t>
+      </w:r>
+      <w:r>
+        <w:t>(Nitare &amp; Skogsstyrelsen, 2019; SLU Artdatabanken, 2026).</w:t>
+      </w:r>
+    </w:p>
+    <w:p>
+      <w:r>
+        <w:rPr>
+          <w:b/>
+        </w:rPr>
         <w:t xml:space="preserve">Skinnlav </w:t>
       </w:r>
       <w:r>
@@ -512,6 +541,62 @@
       </w:r>
       <w:r>
         <w:t>(Nitare &amp; Skogsstyrelsen, 2019; SLU Artdatabanken, 2025).</w:t>
+      </w:r>
+    </w:p>
+    <w:p>
+      <w:r>
+        <w:rPr>
+          <w:b/>
+        </w:rPr>
+        <w:t>Stuplav</w:t>
+      </w:r>
+      <w:r>
+        <w:t xml:space="preserve"> är en mycket bra signalart i hela sitt utbredningsområde och förekommer nästan enbart i skogsmiljöer med höga naturvärden. Den indikerar långvarig förekomst av gamla lövträd och miljöer med konstant hög luftfuktighet. I skogar med suboceaniskt klimat finns det en mycket sällsynt parasit, njurlavsknapp </w:t>
+      </w:r>
+      <w:r>
+        <w:rPr>
+          <w:i/>
+        </w:rPr>
+        <w:t>Pletocarpon nephromeum</w:t>
+      </w:r>
+      <w:r>
+        <w:t xml:space="preserve"> (EN), som växer på stuplav. Ytterligare tre sällsynta lavparasiter, </w:t>
+      </w:r>
+      <w:r>
+        <w:rPr>
+          <w:i/>
+        </w:rPr>
+        <w:t>Protounguicularia nephromatis</w:t>
+      </w:r>
+      <w:r>
+        <w:t xml:space="preserve"> (VU), </w:t>
+      </w:r>
+      <w:r>
+        <w:rPr>
+          <w:i/>
+        </w:rPr>
+        <w:t>Refractohilum galligenum</w:t>
+      </w:r>
+      <w:r>
+        <w:t xml:space="preserve"> (NT) och </w:t>
+      </w:r>
+      <w:r>
+        <w:rPr>
+          <w:i/>
+        </w:rPr>
+        <w:t>Roselliniella nephromatis</w:t>
+      </w:r>
+      <w:r>
+        <w:t xml:space="preserve"> (DD), kan också påträffas på stuplav. Stuplav är typisk art för </w:t>
+      </w:r>
+      <w:r>
+        <w:rPr>
+          <w:i/>
+        </w:rPr>
+        <w:t>9010 Taiga</w:t>
+      </w:r>
+      <w:r>
+        <w:t xml:space="preserve"> (SLU Artdatabanken, 2026; Nitare &amp; Skogsstyrelsen, 2019).</w:t>
       </w:r>
     </w:p>
     <w:p>
@@ -649,7 +734,7 @@
         <w:rPr>
           <w:i/>
         </w:rPr>
-        <w:t>I det avverkningsanmälda skogsområdet har 12 naturvårdsarter varav 10 rödlistade arter sina livsmiljöer och växtplatser.</w:t>
+        <w:t>I det avverkningsanmälda skogsområdet har 14 naturvårdsarter varav 10 rödlistade arter sina livsmiljöer och växtplatser.</w:t>
       </w:r>
     </w:p>
     <w:p>
@@ -1337,7 +1422,7 @@
     <w:r>
       <w:tab/>
       <w:tab/>
-      <w:t>2026-08-19</w:t>
+      <w:t>2026-08-20</w:t>
       <w:br/>
       <w:br/>
     </w:r>

--- a/klagomål/A 32844-2026 FSC-klagomål.docx
+++ b/klagomål/A 32844-2026 FSC-klagomål.docx
@@ -1422,7 +1422,7 @@
     <w:r>
       <w:tab/>
       <w:tab/>
-      <w:t>2026-08-20</w:t>
+      <w:t>2026-08-21</w:t>
       <w:br/>
       <w:br/>
     </w:r>

--- a/klagomål/A 32844-2026 FSC-klagomål.docx
+++ b/klagomål/A 32844-2026 FSC-klagomål.docx
@@ -1422,7 +1422,7 @@
     <w:r>
       <w:tab/>
       <w:tab/>
-      <w:t>2026-08-21</w:t>
+      <w:t>2026-08-22</w:t>
       <w:br/>
       <w:br/>
     </w:r>

--- a/klagomål/A 32844-2026 FSC-klagomål.docx
+++ b/klagomål/A 32844-2026 FSC-klagomål.docx
@@ -1422,7 +1422,7 @@
     <w:r>
       <w:tab/>
       <w:tab/>
-      <w:t>2026-08-22</w:t>
+      <w:t>2026-08-23</w:t>
       <w:br/>
       <w:br/>
     </w:r>

--- a/klagomål/A 32844-2026 FSC-klagomål.docx
+++ b/klagomål/A 32844-2026 FSC-klagomål.docx
@@ -1422,7 +1422,7 @@
     <w:r>
       <w:tab/>
       <w:tab/>
-      <w:t>2026-08-23</w:t>
+      <w:t>2026-08-24</w:t>
       <w:br/>
       <w:br/>
     </w:r>

--- a/klagomål/A 32844-2026 FSC-klagomål.docx
+++ b/klagomål/A 32844-2026 FSC-klagomål.docx
@@ -1422,7 +1422,7 @@
     <w:r>
       <w:tab/>
       <w:tab/>
-      <w:t>2026-08-24</w:t>
+      <w:t>2026-08-25</w:t>
       <w:br/>
       <w:br/>
     </w:r>

--- a/klagomål/A 32844-2026 FSC-klagomål.docx
+++ b/klagomål/A 32844-2026 FSC-klagomål.docx
@@ -1422,7 +1422,7 @@
     <w:r>
       <w:tab/>
       <w:tab/>
-      <w:t>2026-08-25</w:t>
+      <w:t>2026-08-26</w:t>
       <w:br/>
       <w:br/>
     </w:r>

--- a/klagomål/A 32844-2026 FSC-klagomål.docx
+++ b/klagomål/A 32844-2026 FSC-klagomål.docx
@@ -1422,7 +1422,7 @@
     <w:r>
       <w:tab/>
       <w:tab/>
-      <w:t>2026-08-26</w:t>
+      <w:t>2026-08-27</w:t>
       <w:br/>
       <w:br/>
     </w:r>

--- a/klagomål/A 32844-2026 FSC-klagomål.docx
+++ b/klagomål/A 32844-2026 FSC-klagomål.docx
@@ -1422,7 +1422,7 @@
     <w:r>
       <w:tab/>
       <w:tab/>
-      <w:t>2026-08-27</w:t>
+      <w:t>2026-08-28</w:t>
       <w:br/>
       <w:br/>
     </w:r>

--- a/klagomål/A 32844-2026 FSC-klagomål.docx
+++ b/klagomål/A 32844-2026 FSC-klagomål.docx
@@ -1422,7 +1422,7 @@
     <w:r>
       <w:tab/>
       <w:tab/>
-      <w:t>2026-08-28</w:t>
+      <w:t>2026-08-29</w:t>
       <w:br/>
       <w:br/>
     </w:r>

--- a/klagomål/A 32844-2026 FSC-klagomål.docx
+++ b/klagomål/A 32844-2026 FSC-klagomål.docx
@@ -1422,7 +1422,7 @@
     <w:r>
       <w:tab/>
       <w:tab/>
-      <w:t>2026-08-29</w:t>
+      <w:t>2026-08-31</w:t>
       <w:br/>
       <w:br/>
     </w:r>

--- a/klagomål/A 32844-2026 FSC-klagomål.docx
+++ b/klagomål/A 32844-2026 FSC-klagomål.docx
@@ -1422,7 +1422,7 @@
     <w:r>
       <w:tab/>
       <w:tab/>
-      <w:t>2026-08-31</w:t>
+      <w:t>2026-09-01</w:t>
       <w:br/>
       <w:br/>
     </w:r>

--- a/klagomål/A 32844-2026 FSC-klagomål.docx
+++ b/klagomål/A 32844-2026 FSC-klagomål.docx
@@ -1422,7 +1422,7 @@
     <w:r>
       <w:tab/>
       <w:tab/>
-      <w:t>2026-09-01</w:t>
+      <w:t>2026-09-02</w:t>
       <w:br/>
       <w:br/>
     </w:r>

--- a/klagomål/A 32844-2026 FSC-klagomål.docx
+++ b/klagomål/A 32844-2026 FSC-klagomål.docx
@@ -1422,7 +1422,7 @@
     <w:r>
       <w:tab/>
       <w:tab/>
-      <w:t>2026-09-02</w:t>
+      <w:t>2026-09-03</w:t>
       <w:br/>
       <w:br/>
     </w:r>

--- a/klagomål/A 32844-2026 FSC-klagomål.docx
+++ b/klagomål/A 32844-2026 FSC-klagomål.docx
@@ -1422,7 +1422,7 @@
     <w:r>
       <w:tab/>
       <w:tab/>
-      <w:t>2026-09-03</w:t>
+      <w:t>2026-09-04</w:t>
       <w:br/>
       <w:br/>
     </w:r>

--- a/klagomål/A 32844-2026 FSC-klagomål.docx
+++ b/klagomål/A 32844-2026 FSC-klagomål.docx
@@ -1422,7 +1422,7 @@
     <w:r>
       <w:tab/>
       <w:tab/>
-      <w:t>2026-09-04</w:t>
+      <w:t>2026-09-05</w:t>
       <w:br/>
       <w:br/>
     </w:r>

--- a/klagomål/A 32844-2026 FSC-klagomål.docx
+++ b/klagomål/A 32844-2026 FSC-klagomål.docx
@@ -1422,7 +1422,7 @@
     <w:r>
       <w:tab/>
       <w:tab/>
-      <w:t>2026-09-05</w:t>
+      <w:t>2026-09-06</w:t>
       <w:br/>
       <w:br/>
     </w:r>

--- a/klagomål/A 32844-2026 FSC-klagomål.docx
+++ b/klagomål/A 32844-2026 FSC-klagomål.docx
@@ -1422,7 +1422,7 @@
     <w:r>
       <w:tab/>
       <w:tab/>
-      <w:t>2026-09-06</w:t>
+      <w:t>2026-09-07</w:t>
       <w:br/>
       <w:br/>
     </w:r>

--- a/klagomål/A 32844-2026 FSC-klagomål.docx
+++ b/klagomål/A 32844-2026 FSC-klagomål.docx
@@ -1422,7 +1422,7 @@
     <w:r>
       <w:tab/>
       <w:tab/>
-      <w:t>2026-09-07</w:t>
+      <w:t>2026-09-08</w:t>
       <w:br/>
       <w:br/>
     </w:r>

--- a/klagomål/A 32844-2026 FSC-klagomål.docx
+++ b/klagomål/A 32844-2026 FSC-klagomål.docx
@@ -1422,7 +1422,7 @@
     <w:r>
       <w:tab/>
       <w:tab/>
-      <w:t>2026-09-08</w:t>
+      <w:t>2026-09-09</w:t>
       <w:br/>
       <w:br/>
     </w:r>

--- a/klagomål/A 32844-2026 FSC-klagomål.docx
+++ b/klagomål/A 32844-2026 FSC-klagomål.docx
@@ -1422,7 +1422,7 @@
     <w:r>
       <w:tab/>
       <w:tab/>
-      <w:t>2026-09-09</w:t>
+      <w:t>2026-09-10</w:t>
       <w:br/>
       <w:br/>
     </w:r>

--- a/klagomål/A 32844-2026 FSC-klagomål.docx
+++ b/klagomål/A 32844-2026 FSC-klagomål.docx
@@ -1422,7 +1422,7 @@
     <w:r>
       <w:tab/>
       <w:tab/>
-      <w:t>2026-09-10</w:t>
+      <w:t>2026-09-11</w:t>
       <w:br/>
       <w:br/>
     </w:r>

--- a/klagomål/A 32844-2026 FSC-klagomål.docx
+++ b/klagomål/A 32844-2026 FSC-klagomål.docx
@@ -1422,7 +1422,7 @@
     <w:r>
       <w:tab/>
       <w:tab/>
-      <w:t>2026-09-11</w:t>
+      <w:t>2026-09-12</w:t>
       <w:br/>
       <w:br/>
     </w:r>

--- a/klagomål/A 32844-2026 FSC-klagomål.docx
+++ b/klagomål/A 32844-2026 FSC-klagomål.docx
@@ -1422,7 +1422,7 @@
     <w:r>
       <w:tab/>
       <w:tab/>
-      <w:t>2026-09-12</w:t>
+      <w:t>2026-09-13</w:t>
       <w:br/>
       <w:br/>
     </w:r>
